--- a/2026 files/BMRS/SYRUP BMR/BASAFEN BMR NEW 2026.docx
+++ b/2026 files/BMRS/SYRUP BMR/BASAFEN BMR NEW 2026.docx
@@ -1,6 +1,6 @@
 
 <file path=word/document.xml><?xml version="1.0" encoding="utf-8"?>
-<w:document xmlns:wpc="http://schemas.microsoft.com/office/word/2010/wordprocessingCanvas" xmlns:mc="http://schemas.openxmlformats.org/markup-compatibility/2006" xmlns:o="urn:schemas-microsoft-com:office:office" xmlns:r="http://schemas.openxmlformats.org/officeDocument/2006/relationships" xmlns:m="http://schemas.openxmlformats.org/officeDocument/2006/math" xmlns:v="urn:schemas-microsoft-com:vml" xmlns:wp14="http://schemas.microsoft.com/office/word/2010/wordprocessingDrawing" xmlns:wp="http://schemas.openxmlformats.org/drawingml/2006/wordprocessingDrawing" xmlns:w10="urn:schemas-microsoft-com:office:word" xmlns:w="http://schemas.openxmlformats.org/wordprocessingml/2006/main" xmlns:w14="http://schemas.microsoft.com/office/word/2010/wordml" xmlns:w15="http://schemas.microsoft.com/office/word/2012/wordml" xmlns:wpg="http://schemas.microsoft.com/office/word/2010/wordprocessingGroup" xmlns:wpi="http://schemas.microsoft.com/office/word/2010/wordprocessingInk" xmlns:wne="http://schemas.microsoft.com/office/word/2006/wordml" xmlns:wps="http://schemas.microsoft.com/office/word/2010/wordprocessingShape" mc:Ignorable="w14 w15 wp14">
+<w:document xmlns:wpc="http://schemas.microsoft.com/office/word/2010/wordprocessingCanvas" xmlns:cx="http://schemas.microsoft.com/office/drawing/2014/chartex" xmlns:cx1="http://schemas.microsoft.com/office/drawing/2015/9/8/chartex" xmlns:cx2="http://schemas.microsoft.com/office/drawing/2015/10/21/chartex" xmlns:cx3="http://schemas.microsoft.com/office/drawing/2016/5/9/chartex" xmlns:cx4="http://schemas.microsoft.com/office/drawing/2016/5/10/chartex" xmlns:cx5="http://schemas.microsoft.com/office/drawing/2016/5/11/chartex" xmlns:cx6="http://schemas.microsoft.com/office/drawing/2016/5/12/chartex" xmlns:cx7="http://schemas.microsoft.com/office/drawing/2016/5/13/chartex" xmlns:cx8="http://schemas.microsoft.com/office/drawing/2016/5/14/chartex" xmlns:mc="http://schemas.openxmlformats.org/markup-compatibility/2006" xmlns:aink="http://schemas.microsoft.com/office/drawing/2016/ink" xmlns:am3d="http://schemas.microsoft.com/office/drawing/2017/model3d" xmlns:o="urn:schemas-microsoft-com:office:office" xmlns:oel="http://schemas.microsoft.com/office/2019/extlst" xmlns:r="http://schemas.openxmlformats.org/officeDocument/2006/relationships" xmlns:m="http://schemas.openxmlformats.org/officeDocument/2006/math" xmlns:v="urn:schemas-microsoft-com:vml" xmlns:wp14="http://schemas.microsoft.com/office/word/2010/wordprocessingDrawing" xmlns:wp="http://schemas.openxmlformats.org/drawingml/2006/wordprocessingDrawing" xmlns:w10="urn:schemas-microsoft-com:office:word" xmlns:w="http://schemas.openxmlformats.org/wordprocessingml/2006/main" xmlns:w14="http://schemas.microsoft.com/office/word/2010/wordml" xmlns:w15="http://schemas.microsoft.com/office/word/2012/wordml" xmlns:w16cex="http://schemas.microsoft.com/office/word/2018/wordml/cex" xmlns:w16cid="http://schemas.microsoft.com/office/word/2016/wordml/cid" xmlns:w16="http://schemas.microsoft.com/office/word/2018/wordml" xmlns:w16sdtdh="http://schemas.microsoft.com/office/word/2020/wordml/sdtdatahash" xmlns:w16se="http://schemas.microsoft.com/office/word/2015/wordml/symex" xmlns:wpg="http://schemas.microsoft.com/office/word/2010/wordprocessingGroup" xmlns:wpi="http://schemas.microsoft.com/office/word/2010/wordprocessingInk" xmlns:wne="http://schemas.microsoft.com/office/word/2006/wordml" xmlns:wps="http://schemas.microsoft.com/office/word/2010/wordprocessingShape" mc:Ignorable="w14 w15 w16se w16cid w16 w16cex w16sdtdh wp14">
   <w:body>
     <w:p>
       <w:pPr>
@@ -4993,19 +4993,11 @@
                 <w:rFonts w:cstheme="minorHAnsi"/>
               </w:rPr>
             </w:pPr>
-            <w:proofErr w:type="spellStart"/>
             <w:r>
               <w:rPr>
                 <w:rFonts w:ascii="Calibri" w:hAnsi="Calibri" w:cs="Calibri"/>
               </w:rPr>
-              <w:t>Polysorbate</w:t>
-            </w:r>
-            <w:proofErr w:type="spellEnd"/>
-            <w:r>
-              <w:rPr>
-                <w:rFonts w:ascii="Calibri" w:hAnsi="Calibri" w:cs="Calibri"/>
-              </w:rPr>
-              <w:t xml:space="preserve"> 80</w:t>
+              <w:t>Polysorbate 80</w:t>
             </w:r>
           </w:p>
         </w:tc>
@@ -11259,21 +11251,12 @@
                 <w:lang w:val="fr-FR"/>
               </w:rPr>
             </w:pPr>
-            <w:proofErr w:type="spellStart"/>
             <w:r>
               <w:rPr>
                 <w:rFonts w:ascii="Calibri" w:eastAsia="Calibri" w:hAnsi="Calibri" w:cs="Calibri"/>
                 <w:lang w:val="en-GB"/>
               </w:rPr>
-              <w:t>Silverson</w:t>
-            </w:r>
-            <w:proofErr w:type="spellEnd"/>
-            <w:r>
-              <w:rPr>
-                <w:rFonts w:ascii="Calibri" w:eastAsia="Calibri" w:hAnsi="Calibri" w:cs="Calibri"/>
-                <w:lang w:val="en-GB"/>
-              </w:rPr>
-              <w:t xml:space="preserve"> Mixer 1</w:t>
+              <w:t>Silverson Mixer 1</w:t>
             </w:r>
           </w:p>
         </w:tc>
@@ -11466,21 +11449,12 @@
                 <w:lang w:val="en-GB"/>
               </w:rPr>
             </w:pPr>
-            <w:proofErr w:type="spellStart"/>
             <w:r>
               <w:rPr>
                 <w:rFonts w:ascii="Calibri" w:eastAsia="Calibri" w:hAnsi="Calibri" w:cs="Calibri"/>
                 <w:lang w:val="en-GB"/>
               </w:rPr>
-              <w:t>Silverson</w:t>
-            </w:r>
-            <w:proofErr w:type="spellEnd"/>
-            <w:r>
-              <w:rPr>
-                <w:rFonts w:ascii="Calibri" w:eastAsia="Calibri" w:hAnsi="Calibri" w:cs="Calibri"/>
-                <w:lang w:val="en-GB"/>
-              </w:rPr>
-              <w:t xml:space="preserve"> Mixer 2</w:t>
+              <w:t>Silverson Mixer 2</w:t>
             </w:r>
           </w:p>
         </w:tc>
@@ -12470,23 +12444,13 @@
                 <w:lang w:val="fr-FR"/>
               </w:rPr>
             </w:pPr>
-            <w:proofErr w:type="spellStart"/>
             <w:r>
               <w:rPr>
                 <w:rFonts w:ascii="Calibri" w:eastAsia="Calibri" w:hAnsi="Calibri" w:cs="Calibri"/>
                 <w:b/>
                 <w:lang w:val="fr-FR"/>
               </w:rPr>
-              <w:t>Prod</w:t>
-            </w:r>
-            <w:proofErr w:type="spellEnd"/>
-            <w:r>
-              <w:rPr>
-                <w:rFonts w:ascii="Calibri" w:eastAsia="Calibri" w:hAnsi="Calibri" w:cs="Calibri"/>
-                <w:b/>
-                <w:lang w:val="fr-FR"/>
-              </w:rPr>
-              <w:t>. Pharm.</w:t>
+              <w:t>Prod. Pharm.</w:t>
             </w:r>
           </w:p>
         </w:tc>
@@ -15180,23 +15144,13 @@
                 <w:lang w:val="fr-FR"/>
               </w:rPr>
             </w:pPr>
-            <w:proofErr w:type="spellStart"/>
             <w:r>
               <w:rPr>
                 <w:rFonts w:ascii="Calibri" w:eastAsia="Calibri" w:hAnsi="Calibri" w:cs="Calibri"/>
                 <w:b/>
                 <w:lang w:val="fr-FR"/>
               </w:rPr>
-              <w:t>Prod</w:t>
-            </w:r>
-            <w:proofErr w:type="spellEnd"/>
-            <w:r>
-              <w:rPr>
-                <w:rFonts w:ascii="Calibri" w:eastAsia="Calibri" w:hAnsi="Calibri" w:cs="Calibri"/>
-                <w:b/>
-                <w:lang w:val="fr-FR"/>
-              </w:rPr>
-              <w:t>. Pharm.</w:t>
+              <w:t>Prod. Pharm.</w:t>
             </w:r>
           </w:p>
         </w:tc>
@@ -18132,21 +18086,12 @@
                 <w:b/>
               </w:rPr>
             </w:pPr>
-            <w:proofErr w:type="spellStart"/>
-            <w:r>
-              <w:rPr>
-                <w:rFonts w:cstheme="minorHAnsi"/>
-                <w:b/>
-              </w:rPr>
-              <w:t>Std</w:t>
-            </w:r>
-            <w:proofErr w:type="spellEnd"/>
-            <w:r>
-              <w:rPr>
-                <w:rFonts w:cstheme="minorHAnsi"/>
-                <w:b/>
-              </w:rPr>
-              <w:t xml:space="preserve"> QTY</w:t>
+            <w:r>
+              <w:rPr>
+                <w:rFonts w:cstheme="minorHAnsi"/>
+                <w:b/>
+              </w:rPr>
+              <w:t>Std QTY</w:t>
             </w:r>
           </w:p>
         </w:tc>
@@ -19046,19 +18991,11 @@
                 <w:rFonts w:cstheme="minorHAnsi"/>
               </w:rPr>
             </w:pPr>
-            <w:proofErr w:type="spellStart"/>
-            <w:r>
-              <w:rPr>
-                <w:rFonts w:cstheme="minorHAnsi"/>
-              </w:rPr>
-              <w:t>Polysorbate</w:t>
-            </w:r>
-            <w:proofErr w:type="spellEnd"/>
-            <w:r>
-              <w:rPr>
-                <w:rFonts w:cstheme="minorHAnsi"/>
-              </w:rPr>
-              <w:t xml:space="preserve"> 80</w:t>
+            <w:r>
+              <w:rPr>
+                <w:rFonts w:cstheme="minorHAnsi"/>
+              </w:rPr>
+              <w:t>Polysorbate 80</w:t>
             </w:r>
           </w:p>
         </w:tc>
@@ -19445,21 +19382,12 @@
                 <w:b/>
               </w:rPr>
             </w:pPr>
-            <w:proofErr w:type="spellStart"/>
-            <w:r>
-              <w:rPr>
-                <w:rFonts w:cstheme="minorHAnsi"/>
-                <w:b/>
-              </w:rPr>
-              <w:t>Std</w:t>
-            </w:r>
-            <w:proofErr w:type="spellEnd"/>
-            <w:r>
-              <w:rPr>
-                <w:rFonts w:cstheme="minorHAnsi"/>
-                <w:b/>
-              </w:rPr>
-              <w:t xml:space="preserve"> QTY</w:t>
+            <w:r>
+              <w:rPr>
+                <w:rFonts w:cstheme="minorHAnsi"/>
+                <w:b/>
+              </w:rPr>
+              <w:t>Std QTY</w:t>
             </w:r>
           </w:p>
         </w:tc>
@@ -20432,19 +20360,11 @@
                 <w:b/>
               </w:rPr>
             </w:pPr>
-            <w:proofErr w:type="spellStart"/>
-            <w:r>
-              <w:rPr>
-                <w:rFonts w:cstheme="minorHAnsi"/>
-              </w:rPr>
-              <w:t>Polysorbate</w:t>
-            </w:r>
-            <w:proofErr w:type="spellEnd"/>
-            <w:r>
-              <w:rPr>
-                <w:rFonts w:cstheme="minorHAnsi"/>
-              </w:rPr>
-              <w:t xml:space="preserve"> 80</w:t>
+            <w:r>
+              <w:rPr>
+                <w:rFonts w:cstheme="minorHAnsi"/>
+              </w:rPr>
+              <w:t>Polysorbate 80</w:t>
             </w:r>
           </w:p>
         </w:tc>
@@ -24606,21 +24526,12 @@
               </w:rPr>
               <w:t xml:space="preserve"> of </w:t>
             </w:r>
-            <w:proofErr w:type="spellStart"/>
             <w:r>
               <w:rPr>
                 <w:rFonts w:cs="Times New Roman"/>
                 <w:b/>
               </w:rPr>
-              <w:t>Polysorbate</w:t>
-            </w:r>
-            <w:proofErr w:type="spellEnd"/>
-            <w:r>
-              <w:rPr>
-                <w:rFonts w:cs="Times New Roman"/>
-                <w:b/>
-              </w:rPr>
-              <w:t xml:space="preserve"> 80</w:t>
+              <w:t>Polysorbate 80</w:t>
             </w:r>
             <w:r>
               <w:rPr>
@@ -26806,21 +26717,12 @@
                 <w:b/>
               </w:rPr>
             </w:pPr>
-            <w:proofErr w:type="spellStart"/>
-            <w:r>
-              <w:rPr>
-                <w:rFonts w:cstheme="minorHAnsi"/>
-                <w:b/>
-              </w:rPr>
-              <w:t>Refractometer</w:t>
-            </w:r>
-            <w:proofErr w:type="spellEnd"/>
-            <w:r>
-              <w:rPr>
-                <w:rFonts w:cstheme="minorHAnsi"/>
-                <w:b/>
-              </w:rPr>
-              <w:t xml:space="preserve"> </w:t>
+            <w:r>
+              <w:rPr>
+                <w:rFonts w:cstheme="minorHAnsi"/>
+                <w:b/>
+              </w:rPr>
+              <w:t xml:space="preserve">Refractometer </w:t>
             </w:r>
           </w:p>
         </w:tc>
@@ -29148,21 +29050,12 @@
                 <w:bCs/>
               </w:rPr>
             </w:pPr>
-            <w:proofErr w:type="spellStart"/>
             <w:r>
               <w:rPr>
                 <w:b/>
                 <w:bCs/>
               </w:rPr>
-              <w:t>Std</w:t>
-            </w:r>
-            <w:proofErr w:type="spellEnd"/>
-            <w:r>
-              <w:rPr>
-                <w:b/>
-                <w:bCs/>
-              </w:rPr>
-              <w:t xml:space="preserve"> </w:t>
+              <w:t xml:space="preserve">Std </w:t>
             </w:r>
           </w:p>
           <w:p>
@@ -29174,50 +29067,32 @@
                 <w:bCs/>
               </w:rPr>
             </w:pPr>
-            <w:proofErr w:type="spellStart"/>
             <w:r>
               <w:rPr>
                 <w:b/>
                 <w:bCs/>
               </w:rPr>
-              <w:t>Qty</w:t>
-            </w:r>
-            <w:proofErr w:type="spellEnd"/>
-            <w:r>
+              <w:t xml:space="preserve">Qty </w:t>
+            </w:r>
+          </w:p>
+        </w:tc>
+        <w:tc>
+          <w:tcPr>
+            <w:tcW w:w="850" w:type="dxa"/>
+          </w:tcPr>
+          <w:p>
+            <w:pPr>
               <w:rPr>
                 <w:b/>
                 <w:bCs/>
               </w:rPr>
-              <w:t xml:space="preserve"> </w:t>
-            </w:r>
-          </w:p>
-        </w:tc>
-        <w:tc>
-          <w:tcPr>
-            <w:tcW w:w="850" w:type="dxa"/>
-          </w:tcPr>
-          <w:p>
-            <w:pPr>
+            </w:pPr>
+            <w:r>
               <w:rPr>
                 <w:b/>
                 <w:bCs/>
               </w:rPr>
-            </w:pPr>
-            <w:proofErr w:type="spellStart"/>
-            <w:r>
-              <w:rPr>
-                <w:b/>
-                <w:bCs/>
-              </w:rPr>
-              <w:t>Qty</w:t>
-            </w:r>
-            <w:proofErr w:type="spellEnd"/>
-            <w:r>
-              <w:rPr>
-                <w:b/>
-                <w:bCs/>
-              </w:rPr>
-              <w:t xml:space="preserve"> Issued</w:t>
+              <w:t>Qty Issued</w:t>
             </w:r>
           </w:p>
         </w:tc>
@@ -30538,15 +30413,6 @@
                 <w:rFonts w:cstheme="minorHAnsi"/>
               </w:rPr>
             </w:pPr>
-            <w:r>
-              <w:rPr>
-                <w:rFonts w:cstheme="minorHAnsi"/>
-                <w:b/>
-                <w:sz w:val="20"/>
-                <w:szCs w:val="20"/>
-              </w:rPr>
-              <w:t>A11-1167</w:t>
-            </w:r>
           </w:p>
         </w:tc>
       </w:tr>
@@ -32282,23 +32148,7 @@
                 <w:rFonts w:cs="Times New Roman"/>
                 <w:b/>
               </w:rPr>
-              <w:t xml:space="preserve"> </w:t>
-            </w:r>
-            <w:proofErr w:type="gramStart"/>
-            <w:r>
-              <w:rPr>
-                <w:rFonts w:cs="Times New Roman"/>
-                <w:b/>
-              </w:rPr>
-              <w:t>sign/date</w:t>
-            </w:r>
-            <w:proofErr w:type="gramEnd"/>
-            <w:r>
-              <w:rPr>
-                <w:rFonts w:cs="Times New Roman"/>
-                <w:b/>
-              </w:rPr>
-              <w:t xml:space="preserve">: ……………………         </w:t>
+              <w:t xml:space="preserve"> sign/date: ……………………         </w:t>
             </w:r>
             <w:r>
               <w:rPr>
@@ -32679,23 +32529,7 @@
                 <w:rFonts w:cs="Times New Roman"/>
                 <w:b/>
               </w:rPr>
-              <w:t xml:space="preserve"> </w:t>
-            </w:r>
-            <w:proofErr w:type="gramStart"/>
-            <w:r>
-              <w:rPr>
-                <w:rFonts w:cs="Times New Roman"/>
-                <w:b/>
-              </w:rPr>
-              <w:t>sign/date</w:t>
-            </w:r>
-            <w:proofErr w:type="gramEnd"/>
-            <w:r>
-              <w:rPr>
-                <w:rFonts w:cs="Times New Roman"/>
-                <w:b/>
-              </w:rPr>
-              <w:t xml:space="preserve">: ……………………         </w:t>
+              <w:t xml:space="preserve"> sign/date: ……………………         </w:t>
             </w:r>
             <w:r>
               <w:rPr>
@@ -36168,19 +36002,11 @@
                 <w:rFonts w:cstheme="minorHAnsi"/>
               </w:rPr>
             </w:pPr>
-            <w:proofErr w:type="spellStart"/>
-            <w:r>
-              <w:rPr>
-                <w:rFonts w:cstheme="minorHAnsi"/>
-              </w:rPr>
-              <w:t>Std</w:t>
-            </w:r>
-            <w:proofErr w:type="spellEnd"/>
-            <w:r>
-              <w:rPr>
-                <w:rFonts w:cstheme="minorHAnsi"/>
-              </w:rPr>
-              <w:t xml:space="preserve"> Temp: NMT 30</w:t>
+            <w:r>
+              <w:rPr>
+                <w:rFonts w:cstheme="minorHAnsi"/>
+              </w:rPr>
+              <w:t>Std Temp: NMT 30</w:t>
             </w:r>
             <w:r>
               <w:rPr>
@@ -36204,19 +36030,11 @@
                 <w:rFonts w:cstheme="minorHAnsi"/>
               </w:rPr>
             </w:pPr>
-            <w:proofErr w:type="spellStart"/>
-            <w:r>
-              <w:rPr>
-                <w:rFonts w:cstheme="minorHAnsi"/>
-              </w:rPr>
-              <w:t>Std</w:t>
-            </w:r>
-            <w:proofErr w:type="spellEnd"/>
-            <w:r>
-              <w:rPr>
-                <w:rFonts w:cstheme="minorHAnsi"/>
-              </w:rPr>
-              <w:t xml:space="preserve"> RH : NMT 65</w:t>
+            <w:r>
+              <w:rPr>
+                <w:rFonts w:cstheme="minorHAnsi"/>
+              </w:rPr>
+              <w:t>Std RH : NMT 65</w:t>
             </w:r>
             <w:r>
               <w:rPr>
@@ -38966,7 +38784,6 @@
               </w:rPr>
               <w:t>(</w:t>
             </w:r>
-            <w:proofErr w:type="spellStart"/>
             <w:r>
               <w:rPr>
                 <w:rFonts w:cstheme="minorHAnsi"/>
@@ -38976,7 +38793,6 @@
               </w:rPr>
               <w:t>Monoblock</w:t>
             </w:r>
-            <w:proofErr w:type="spellEnd"/>
             <w:r>
               <w:rPr>
                 <w:rFonts w:cstheme="minorHAnsi"/>
@@ -41017,7 +40833,6 @@
               </w:rPr>
               <w:t>(</w:t>
             </w:r>
-            <w:proofErr w:type="spellStart"/>
             <w:r>
               <w:rPr>
                 <w:rFonts w:cstheme="minorHAnsi"/>
@@ -41027,7 +40842,6 @@
               </w:rPr>
               <w:t>Monoblock</w:t>
             </w:r>
-            <w:proofErr w:type="spellEnd"/>
             <w:r>
               <w:rPr>
                 <w:rFonts w:cstheme="minorHAnsi"/>
@@ -42972,7 +42786,6 @@
               </w:rPr>
               <w:t>(</w:t>
             </w:r>
-            <w:proofErr w:type="spellStart"/>
             <w:r>
               <w:rPr>
                 <w:rFonts w:cstheme="minorHAnsi"/>
@@ -42982,7 +42795,6 @@
               </w:rPr>
               <w:t>Monoblock</w:t>
             </w:r>
-            <w:proofErr w:type="spellEnd"/>
             <w:r>
               <w:rPr>
                 <w:rFonts w:cstheme="minorHAnsi"/>
@@ -44587,23 +44399,7 @@
                 <w:sz w:val="20"/>
                 <w:szCs w:val="20"/>
               </w:rPr>
-              <w:t xml:space="preserve"> </w:t>
-            </w:r>
-            <w:proofErr w:type="spellStart"/>
-            <w:r>
-              <w:rPr>
-                <w:sz w:val="20"/>
-                <w:szCs w:val="20"/>
-              </w:rPr>
-              <w:t>Qty</w:t>
-            </w:r>
-            <w:proofErr w:type="spellEnd"/>
-            <w:r>
-              <w:rPr>
-                <w:sz w:val="20"/>
-                <w:szCs w:val="20"/>
-              </w:rPr>
-              <w:t xml:space="preserve"> per</w:t>
+              <w:t xml:space="preserve"> Qty per</w:t>
             </w:r>
           </w:p>
           <w:p>
@@ -47338,23 +47134,13 @@
                 <w:szCs w:val="21"/>
               </w:rPr>
             </w:pPr>
-            <w:proofErr w:type="spellStart"/>
             <w:r>
               <w:rPr>
                 <w:b/>
                 <w:sz w:val="21"/>
                 <w:szCs w:val="21"/>
               </w:rPr>
-              <w:t>Qty</w:t>
-            </w:r>
-            <w:proofErr w:type="spellEnd"/>
-            <w:r>
-              <w:rPr>
-                <w:b/>
-                <w:sz w:val="21"/>
-                <w:szCs w:val="21"/>
-              </w:rPr>
-              <w:t xml:space="preserve"> packed Shipper number</w:t>
+              <w:t>Qty packed Shipper number</w:t>
             </w:r>
           </w:p>
         </w:tc>
@@ -48259,17 +48045,8 @@
                 <w:rFonts w:cstheme="minorHAnsi"/>
                 <w:b/>
               </w:rPr>
-              <w:t xml:space="preserve">Total </w:t>
-            </w:r>
-            <w:proofErr w:type="spellStart"/>
-            <w:r>
-              <w:rPr>
-                <w:rFonts w:cstheme="minorHAnsi"/>
-                <w:b/>
-              </w:rPr>
-              <w:t>Qty</w:t>
-            </w:r>
-            <w:proofErr w:type="spellEnd"/>
+              <w:t>Total Qty</w:t>
+            </w:r>
           </w:p>
         </w:tc>
       </w:tr>
@@ -48470,19 +48247,11 @@
                 <w:rFonts w:cstheme="minorHAnsi"/>
               </w:rPr>
             </w:pPr>
-            <w:proofErr w:type="spellStart"/>
-            <w:r>
-              <w:rPr>
-                <w:rFonts w:cstheme="minorHAnsi"/>
-              </w:rPr>
-              <w:t>Qty</w:t>
-            </w:r>
-            <w:proofErr w:type="spellEnd"/>
-            <w:r>
-              <w:rPr>
-                <w:rFonts w:cstheme="minorHAnsi"/>
-              </w:rPr>
-              <w:t xml:space="preserve"> transferred. </w:t>
+            <w:r>
+              <w:rPr>
+                <w:rFonts w:cstheme="minorHAnsi"/>
+              </w:rPr>
+              <w:t xml:space="preserve">Qty transferred. </w:t>
             </w:r>
           </w:p>
           <w:p>
@@ -49545,23 +49314,7 @@
                 <w:rFonts w:cstheme="minorHAnsi"/>
                 <w:b/>
               </w:rPr>
-              <w:t xml:space="preserve">Additional </w:t>
-            </w:r>
-            <w:proofErr w:type="spellStart"/>
-            <w:r>
-              <w:rPr>
-                <w:rFonts w:cstheme="minorHAnsi"/>
-                <w:b/>
-              </w:rPr>
-              <w:t>Qty</w:t>
-            </w:r>
-            <w:proofErr w:type="spellEnd"/>
-            <w:r>
-              <w:rPr>
-                <w:rFonts w:cstheme="minorHAnsi"/>
-                <w:b/>
-              </w:rPr>
-              <w:t xml:space="preserve"> Received</w:t>
+              <w:t>Additional Qty Received</w:t>
             </w:r>
           </w:p>
         </w:tc>
@@ -50310,21 +50063,12 @@
                 <w:b/>
               </w:rPr>
             </w:pPr>
-            <w:proofErr w:type="spellStart"/>
-            <w:r>
-              <w:rPr>
-                <w:rFonts w:cstheme="minorHAnsi"/>
-                <w:b/>
-              </w:rPr>
-              <w:t>Qty</w:t>
-            </w:r>
-            <w:proofErr w:type="spellEnd"/>
-            <w:r>
-              <w:rPr>
-                <w:rFonts w:cstheme="minorHAnsi"/>
-                <w:b/>
-              </w:rPr>
-              <w:t xml:space="preserve"> retained in BPR</w:t>
+            <w:r>
+              <w:rPr>
+                <w:rFonts w:cstheme="minorHAnsi"/>
+                <w:b/>
+              </w:rPr>
+              <w:t>Qty retained in BPR</w:t>
             </w:r>
           </w:p>
         </w:tc>
@@ -50512,21 +50256,12 @@
                 <w:b/>
               </w:rPr>
             </w:pPr>
-            <w:proofErr w:type="spellStart"/>
-            <w:r>
-              <w:rPr>
-                <w:rFonts w:cstheme="minorHAnsi"/>
-                <w:b/>
-              </w:rPr>
-              <w:t>Qty</w:t>
-            </w:r>
-            <w:proofErr w:type="spellEnd"/>
-            <w:r>
-              <w:rPr>
-                <w:rFonts w:cstheme="minorHAnsi"/>
-                <w:b/>
-              </w:rPr>
-              <w:t xml:space="preserve"> retained by QC Retention Sample</w:t>
+            <w:r>
+              <w:rPr>
+                <w:rFonts w:cstheme="minorHAnsi"/>
+                <w:b/>
+              </w:rPr>
+              <w:t>Qty retained by QC Retention Sample</w:t>
             </w:r>
           </w:p>
         </w:tc>
@@ -53082,23 +52817,7 @@
           <w:rFonts w:asciiTheme="minorHAnsi" w:hAnsiTheme="minorHAnsi"/>
           <w:b w:val="0"/>
         </w:rPr>
-        <w:t xml:space="preserve"> F. Total </w:t>
-      </w:r>
-      <w:proofErr w:type="spellStart"/>
-      <w:r>
-        <w:rPr>
-          <w:rFonts w:asciiTheme="minorHAnsi" w:hAnsiTheme="minorHAnsi"/>
-          <w:b w:val="0"/>
-        </w:rPr>
-        <w:t>Qty</w:t>
-      </w:r>
-      <w:proofErr w:type="spellEnd"/>
-      <w:r>
-        <w:rPr>
-          <w:rFonts w:asciiTheme="minorHAnsi" w:hAnsiTheme="minorHAnsi"/>
-          <w:b w:val="0"/>
-        </w:rPr>
-        <w:t xml:space="preserve"> Produced :( C+D+E+F):</w:t>
+        <w:t xml:space="preserve"> F. Total Qty Produced :( C+D+E+F):</w:t>
       </w:r>
       <w:r>
         <w:rPr>
@@ -54497,21 +54216,7 @@
         <w:rPr>
           <w:rFonts w:cs="Times New Roman"/>
         </w:rPr>
-        <w:t xml:space="preserve">strict adherence to </w:t>
-      </w:r>
-      <w:proofErr w:type="spellStart"/>
-      <w:r>
-        <w:rPr>
-          <w:rFonts w:cs="Times New Roman"/>
-        </w:rPr>
-        <w:t>cGMP</w:t>
-      </w:r>
-      <w:proofErr w:type="spellEnd"/>
-      <w:r>
-        <w:rPr>
-          <w:rFonts w:cs="Times New Roman"/>
-        </w:rPr>
-        <w:t xml:space="preserve"> procedures</w:t>
+        <w:t>strict adherence to cGMP procedures</w:t>
       </w:r>
       <w:r>
         <w:rPr>
@@ -54894,10 +54599,7 @@
       </w:tr>
     </w:tbl>
     <w:p/>
-    <w:p>
-      <w:bookmarkStart w:id="0" w:name="_GoBack"/>
-      <w:bookmarkEnd w:id="0"/>
-    </w:p>
+    <w:p/>
     <w:p/>
     <w:sectPr>
       <w:footerReference w:type="default" r:id="rId10"/>
@@ -54911,7 +54613,7 @@
 </file>
 
 <file path=word/endnotes.xml><?xml version="1.0" encoding="utf-8"?>
-<w:endnotes xmlns:wpc="http://schemas.microsoft.com/office/word/2010/wordprocessingCanvas" xmlns:mc="http://schemas.openxmlformats.org/markup-compatibility/2006" xmlns:o="urn:schemas-microsoft-com:office:office" xmlns:r="http://schemas.openxmlformats.org/officeDocument/2006/relationships" xmlns:m="http://schemas.openxmlformats.org/officeDocument/2006/math" xmlns:v="urn:schemas-microsoft-com:vml" xmlns:wp14="http://schemas.microsoft.com/office/word/2010/wordprocessingDrawing" xmlns:wp="http://schemas.openxmlformats.org/drawingml/2006/wordprocessingDrawing" xmlns:w10="urn:schemas-microsoft-com:office:word" xmlns:w="http://schemas.openxmlformats.org/wordprocessingml/2006/main" xmlns:w14="http://schemas.microsoft.com/office/word/2010/wordml" xmlns:w15="http://schemas.microsoft.com/office/word/2012/wordml" xmlns:wpg="http://schemas.microsoft.com/office/word/2010/wordprocessingGroup" xmlns:wpi="http://schemas.microsoft.com/office/word/2010/wordprocessingInk" xmlns:wne="http://schemas.microsoft.com/office/word/2006/wordml" xmlns:wps="http://schemas.microsoft.com/office/word/2010/wordprocessingShape" mc:Ignorable="w14 w15 wp14">
+<w:endnotes xmlns:wpc="http://schemas.microsoft.com/office/word/2010/wordprocessingCanvas" xmlns:cx="http://schemas.microsoft.com/office/drawing/2014/chartex" xmlns:cx1="http://schemas.microsoft.com/office/drawing/2015/9/8/chartex" xmlns:cx2="http://schemas.microsoft.com/office/drawing/2015/10/21/chartex" xmlns:cx3="http://schemas.microsoft.com/office/drawing/2016/5/9/chartex" xmlns:cx4="http://schemas.microsoft.com/office/drawing/2016/5/10/chartex" xmlns:cx5="http://schemas.microsoft.com/office/drawing/2016/5/11/chartex" xmlns:cx6="http://schemas.microsoft.com/office/drawing/2016/5/12/chartex" xmlns:cx7="http://schemas.microsoft.com/office/drawing/2016/5/13/chartex" xmlns:cx8="http://schemas.microsoft.com/office/drawing/2016/5/14/chartex" xmlns:mc="http://schemas.openxmlformats.org/markup-compatibility/2006" xmlns:aink="http://schemas.microsoft.com/office/drawing/2016/ink" xmlns:am3d="http://schemas.microsoft.com/office/drawing/2017/model3d" xmlns:o="urn:schemas-microsoft-com:office:office" xmlns:oel="http://schemas.microsoft.com/office/2019/extlst" xmlns:r="http://schemas.openxmlformats.org/officeDocument/2006/relationships" xmlns:m="http://schemas.openxmlformats.org/officeDocument/2006/math" xmlns:v="urn:schemas-microsoft-com:vml" xmlns:wp14="http://schemas.microsoft.com/office/word/2010/wordprocessingDrawing" xmlns:wp="http://schemas.openxmlformats.org/drawingml/2006/wordprocessingDrawing" xmlns:w10="urn:schemas-microsoft-com:office:word" xmlns:w="http://schemas.openxmlformats.org/wordprocessingml/2006/main" xmlns:w14="http://schemas.microsoft.com/office/word/2010/wordml" xmlns:w15="http://schemas.microsoft.com/office/word/2012/wordml" xmlns:w16cex="http://schemas.microsoft.com/office/word/2018/wordml/cex" xmlns:w16cid="http://schemas.microsoft.com/office/word/2016/wordml/cid" xmlns:w16="http://schemas.microsoft.com/office/word/2018/wordml" xmlns:w16sdtdh="http://schemas.microsoft.com/office/word/2020/wordml/sdtdatahash" xmlns:w16se="http://schemas.microsoft.com/office/word/2015/wordml/symex" xmlns:wpg="http://schemas.microsoft.com/office/word/2010/wordprocessingGroup" xmlns:wpi="http://schemas.microsoft.com/office/word/2010/wordprocessingInk" xmlns:wne="http://schemas.microsoft.com/office/word/2006/wordml" xmlns:wps="http://schemas.microsoft.com/office/word/2010/wordprocessingShape" mc:Ignorable="w14 w15 w16se w16cid w16 w16cex w16sdtdh wp14">
   <w:endnote w:type="separator" w:id="-1">
     <w:p>
       <w:pPr>
@@ -54936,7 +54638,7 @@
 </file>
 
 <file path=word/footer1.xml><?xml version="1.0" encoding="utf-8"?>
-<w:ftr xmlns:wpc="http://schemas.microsoft.com/office/word/2010/wordprocessingCanvas" xmlns:mc="http://schemas.openxmlformats.org/markup-compatibility/2006" xmlns:o="urn:schemas-microsoft-com:office:office" xmlns:r="http://schemas.openxmlformats.org/officeDocument/2006/relationships" xmlns:m="http://schemas.openxmlformats.org/officeDocument/2006/math" xmlns:v="urn:schemas-microsoft-com:vml" xmlns:wp14="http://schemas.microsoft.com/office/word/2010/wordprocessingDrawing" xmlns:wp="http://schemas.openxmlformats.org/drawingml/2006/wordprocessingDrawing" xmlns:w10="urn:schemas-microsoft-com:office:word" xmlns:w="http://schemas.openxmlformats.org/wordprocessingml/2006/main" xmlns:w14="http://schemas.microsoft.com/office/word/2010/wordml" xmlns:w15="http://schemas.microsoft.com/office/word/2012/wordml" xmlns:wpg="http://schemas.microsoft.com/office/word/2010/wordprocessingGroup" xmlns:wpi="http://schemas.microsoft.com/office/word/2010/wordprocessingInk" xmlns:wne="http://schemas.microsoft.com/office/word/2006/wordml" xmlns:wps="http://schemas.microsoft.com/office/word/2010/wordprocessingShape" mc:Ignorable="w14 w15 wp14">
+<w:ftr xmlns:wpc="http://schemas.microsoft.com/office/word/2010/wordprocessingCanvas" xmlns:cx="http://schemas.microsoft.com/office/drawing/2014/chartex" xmlns:cx1="http://schemas.microsoft.com/office/drawing/2015/9/8/chartex" xmlns:cx2="http://schemas.microsoft.com/office/drawing/2015/10/21/chartex" xmlns:cx3="http://schemas.microsoft.com/office/drawing/2016/5/9/chartex" xmlns:cx4="http://schemas.microsoft.com/office/drawing/2016/5/10/chartex" xmlns:cx5="http://schemas.microsoft.com/office/drawing/2016/5/11/chartex" xmlns:cx6="http://schemas.microsoft.com/office/drawing/2016/5/12/chartex" xmlns:cx7="http://schemas.microsoft.com/office/drawing/2016/5/13/chartex" xmlns:cx8="http://schemas.microsoft.com/office/drawing/2016/5/14/chartex" xmlns:mc="http://schemas.openxmlformats.org/markup-compatibility/2006" xmlns:aink="http://schemas.microsoft.com/office/drawing/2016/ink" xmlns:am3d="http://schemas.microsoft.com/office/drawing/2017/model3d" xmlns:o="urn:schemas-microsoft-com:office:office" xmlns:oel="http://schemas.microsoft.com/office/2019/extlst" xmlns:r="http://schemas.openxmlformats.org/officeDocument/2006/relationships" xmlns:m="http://schemas.openxmlformats.org/officeDocument/2006/math" xmlns:v="urn:schemas-microsoft-com:vml" xmlns:wp14="http://schemas.microsoft.com/office/word/2010/wordprocessingDrawing" xmlns:wp="http://schemas.openxmlformats.org/drawingml/2006/wordprocessingDrawing" xmlns:w10="urn:schemas-microsoft-com:office:word" xmlns:w="http://schemas.openxmlformats.org/wordprocessingml/2006/main" xmlns:w14="http://schemas.microsoft.com/office/word/2010/wordml" xmlns:w15="http://schemas.microsoft.com/office/word/2012/wordml" xmlns:w16cex="http://schemas.microsoft.com/office/word/2018/wordml/cex" xmlns:w16cid="http://schemas.microsoft.com/office/word/2016/wordml/cid" xmlns:w16="http://schemas.microsoft.com/office/word/2018/wordml" xmlns:w16sdtdh="http://schemas.microsoft.com/office/word/2020/wordml/sdtdatahash" xmlns:w16se="http://schemas.microsoft.com/office/word/2015/wordml/symex" xmlns:wpg="http://schemas.microsoft.com/office/word/2010/wordprocessingGroup" xmlns:wpi="http://schemas.microsoft.com/office/word/2010/wordprocessingInk" xmlns:wne="http://schemas.microsoft.com/office/word/2006/wordml" xmlns:wps="http://schemas.microsoft.com/office/word/2010/wordprocessingShape" mc:Ignorable="w14 w15 w16se w16cid w16 w16cex w16sdtdh wp14">
   <w:p>
     <w:pPr>
       <w:pStyle w:val="Footer"/>
@@ -55126,7 +54828,7 @@
 </file>
 
 <file path=word/footer2.xml><?xml version="1.0" encoding="utf-8"?>
-<w:ftr xmlns:wpc="http://schemas.microsoft.com/office/word/2010/wordprocessingCanvas" xmlns:mc="http://schemas.openxmlformats.org/markup-compatibility/2006" xmlns:o="urn:schemas-microsoft-com:office:office" xmlns:r="http://schemas.openxmlformats.org/officeDocument/2006/relationships" xmlns:m="http://schemas.openxmlformats.org/officeDocument/2006/math" xmlns:v="urn:schemas-microsoft-com:vml" xmlns:wp14="http://schemas.microsoft.com/office/word/2010/wordprocessingDrawing" xmlns:wp="http://schemas.openxmlformats.org/drawingml/2006/wordprocessingDrawing" xmlns:w10="urn:schemas-microsoft-com:office:word" xmlns:w="http://schemas.openxmlformats.org/wordprocessingml/2006/main" xmlns:w14="http://schemas.microsoft.com/office/word/2010/wordml" xmlns:w15="http://schemas.microsoft.com/office/word/2012/wordml" xmlns:wpg="http://schemas.microsoft.com/office/word/2010/wordprocessingGroup" xmlns:wpi="http://schemas.microsoft.com/office/word/2010/wordprocessingInk" xmlns:wne="http://schemas.microsoft.com/office/word/2006/wordml" xmlns:wps="http://schemas.microsoft.com/office/word/2010/wordprocessingShape" mc:Ignorable="w14 w15 wp14">
+<w:ftr xmlns:wpc="http://schemas.microsoft.com/office/word/2010/wordprocessingCanvas" xmlns:cx="http://schemas.microsoft.com/office/drawing/2014/chartex" xmlns:cx1="http://schemas.microsoft.com/office/drawing/2015/9/8/chartex" xmlns:cx2="http://schemas.microsoft.com/office/drawing/2015/10/21/chartex" xmlns:cx3="http://schemas.microsoft.com/office/drawing/2016/5/9/chartex" xmlns:cx4="http://schemas.microsoft.com/office/drawing/2016/5/10/chartex" xmlns:cx5="http://schemas.microsoft.com/office/drawing/2016/5/11/chartex" xmlns:cx6="http://schemas.microsoft.com/office/drawing/2016/5/12/chartex" xmlns:cx7="http://schemas.microsoft.com/office/drawing/2016/5/13/chartex" xmlns:cx8="http://schemas.microsoft.com/office/drawing/2016/5/14/chartex" xmlns:mc="http://schemas.openxmlformats.org/markup-compatibility/2006" xmlns:aink="http://schemas.microsoft.com/office/drawing/2016/ink" xmlns:am3d="http://schemas.microsoft.com/office/drawing/2017/model3d" xmlns:o="urn:schemas-microsoft-com:office:office" xmlns:oel="http://schemas.microsoft.com/office/2019/extlst" xmlns:r="http://schemas.openxmlformats.org/officeDocument/2006/relationships" xmlns:m="http://schemas.openxmlformats.org/officeDocument/2006/math" xmlns:v="urn:schemas-microsoft-com:vml" xmlns:wp14="http://schemas.microsoft.com/office/word/2010/wordprocessingDrawing" xmlns:wp="http://schemas.openxmlformats.org/drawingml/2006/wordprocessingDrawing" xmlns:w10="urn:schemas-microsoft-com:office:word" xmlns:w="http://schemas.openxmlformats.org/wordprocessingml/2006/main" xmlns:w14="http://schemas.microsoft.com/office/word/2010/wordml" xmlns:w15="http://schemas.microsoft.com/office/word/2012/wordml" xmlns:w16cex="http://schemas.microsoft.com/office/word/2018/wordml/cex" xmlns:w16cid="http://schemas.microsoft.com/office/word/2016/wordml/cid" xmlns:w16="http://schemas.microsoft.com/office/word/2018/wordml" xmlns:w16sdtdh="http://schemas.microsoft.com/office/word/2020/wordml/sdtdatahash" xmlns:w16se="http://schemas.microsoft.com/office/word/2015/wordml/symex" xmlns:wpg="http://schemas.microsoft.com/office/word/2010/wordprocessingGroup" xmlns:wpi="http://schemas.microsoft.com/office/word/2010/wordprocessingInk" xmlns:wne="http://schemas.microsoft.com/office/word/2006/wordml" xmlns:wps="http://schemas.microsoft.com/office/word/2010/wordprocessingShape" mc:Ignorable="w14 w15 w16se w16cid w16 w16cex w16sdtdh wp14">
   <w:p>
     <w:pPr>
       <w:pStyle w:val="Footer"/>
@@ -55316,7 +55018,7 @@
 </file>
 
 <file path=word/footnotes.xml><?xml version="1.0" encoding="utf-8"?>
-<w:footnotes xmlns:wpc="http://schemas.microsoft.com/office/word/2010/wordprocessingCanvas" xmlns:mc="http://schemas.openxmlformats.org/markup-compatibility/2006" xmlns:o="urn:schemas-microsoft-com:office:office" xmlns:r="http://schemas.openxmlformats.org/officeDocument/2006/relationships" xmlns:m="http://schemas.openxmlformats.org/officeDocument/2006/math" xmlns:v="urn:schemas-microsoft-com:vml" xmlns:wp14="http://schemas.microsoft.com/office/word/2010/wordprocessingDrawing" xmlns:wp="http://schemas.openxmlformats.org/drawingml/2006/wordprocessingDrawing" xmlns:w10="urn:schemas-microsoft-com:office:word" xmlns:w="http://schemas.openxmlformats.org/wordprocessingml/2006/main" xmlns:w14="http://schemas.microsoft.com/office/word/2010/wordml" xmlns:w15="http://schemas.microsoft.com/office/word/2012/wordml" xmlns:wpg="http://schemas.microsoft.com/office/word/2010/wordprocessingGroup" xmlns:wpi="http://schemas.microsoft.com/office/word/2010/wordprocessingInk" xmlns:wne="http://schemas.microsoft.com/office/word/2006/wordml" xmlns:wps="http://schemas.microsoft.com/office/word/2010/wordprocessingShape" mc:Ignorable="w14 w15 wp14">
+<w:footnotes xmlns:wpc="http://schemas.microsoft.com/office/word/2010/wordprocessingCanvas" xmlns:cx="http://schemas.microsoft.com/office/drawing/2014/chartex" xmlns:cx1="http://schemas.microsoft.com/office/drawing/2015/9/8/chartex" xmlns:cx2="http://schemas.microsoft.com/office/drawing/2015/10/21/chartex" xmlns:cx3="http://schemas.microsoft.com/office/drawing/2016/5/9/chartex" xmlns:cx4="http://schemas.microsoft.com/office/drawing/2016/5/10/chartex" xmlns:cx5="http://schemas.microsoft.com/office/drawing/2016/5/11/chartex" xmlns:cx6="http://schemas.microsoft.com/office/drawing/2016/5/12/chartex" xmlns:cx7="http://schemas.microsoft.com/office/drawing/2016/5/13/chartex" xmlns:cx8="http://schemas.microsoft.com/office/drawing/2016/5/14/chartex" xmlns:mc="http://schemas.openxmlformats.org/markup-compatibility/2006" xmlns:aink="http://schemas.microsoft.com/office/drawing/2016/ink" xmlns:am3d="http://schemas.microsoft.com/office/drawing/2017/model3d" xmlns:o="urn:schemas-microsoft-com:office:office" xmlns:oel="http://schemas.microsoft.com/office/2019/extlst" xmlns:r="http://schemas.openxmlformats.org/officeDocument/2006/relationships" xmlns:m="http://schemas.openxmlformats.org/officeDocument/2006/math" xmlns:v="urn:schemas-microsoft-com:vml" xmlns:wp14="http://schemas.microsoft.com/office/word/2010/wordprocessingDrawing" xmlns:wp="http://schemas.openxmlformats.org/drawingml/2006/wordprocessingDrawing" xmlns:w10="urn:schemas-microsoft-com:office:word" xmlns:w="http://schemas.openxmlformats.org/wordprocessingml/2006/main" xmlns:w14="http://schemas.microsoft.com/office/word/2010/wordml" xmlns:w15="http://schemas.microsoft.com/office/word/2012/wordml" xmlns:w16cex="http://schemas.microsoft.com/office/word/2018/wordml/cex" xmlns:w16cid="http://schemas.microsoft.com/office/word/2016/wordml/cid" xmlns:w16="http://schemas.microsoft.com/office/word/2018/wordml" xmlns:w16sdtdh="http://schemas.microsoft.com/office/word/2020/wordml/sdtdatahash" xmlns:w16se="http://schemas.microsoft.com/office/word/2015/wordml/symex" xmlns:wpg="http://schemas.microsoft.com/office/word/2010/wordprocessingGroup" xmlns:wpi="http://schemas.microsoft.com/office/word/2010/wordprocessingInk" xmlns:wne="http://schemas.microsoft.com/office/word/2006/wordml" xmlns:wps="http://schemas.microsoft.com/office/word/2010/wordprocessingShape" mc:Ignorable="w14 w15 w16se w16cid w16 w16cex w16sdtdh wp14">
   <w:footnote w:type="separator" w:id="-1">
     <w:p>
       <w:pPr>
@@ -55341,7 +55043,7 @@
 </file>
 
 <file path=word/header1.xml><?xml version="1.0" encoding="utf-8"?>
-<w:hdr xmlns:wpc="http://schemas.microsoft.com/office/word/2010/wordprocessingCanvas" xmlns:mc="http://schemas.openxmlformats.org/markup-compatibility/2006" xmlns:o="urn:schemas-microsoft-com:office:office" xmlns:r="http://schemas.openxmlformats.org/officeDocument/2006/relationships" xmlns:m="http://schemas.openxmlformats.org/officeDocument/2006/math" xmlns:v="urn:schemas-microsoft-com:vml" xmlns:wp14="http://schemas.microsoft.com/office/word/2010/wordprocessingDrawing" xmlns:wp="http://schemas.openxmlformats.org/drawingml/2006/wordprocessingDrawing" xmlns:w10="urn:schemas-microsoft-com:office:word" xmlns:w="http://schemas.openxmlformats.org/wordprocessingml/2006/main" xmlns:w14="http://schemas.microsoft.com/office/word/2010/wordml" xmlns:w15="http://schemas.microsoft.com/office/word/2012/wordml" xmlns:wpg="http://schemas.microsoft.com/office/word/2010/wordprocessingGroup" xmlns:wpi="http://schemas.microsoft.com/office/word/2010/wordprocessingInk" xmlns:wne="http://schemas.microsoft.com/office/word/2006/wordml" xmlns:wps="http://schemas.microsoft.com/office/word/2010/wordprocessingShape" mc:Ignorable="w14 w15 wp14">
+<w:hdr xmlns:wpc="http://schemas.microsoft.com/office/word/2010/wordprocessingCanvas" xmlns:cx="http://schemas.microsoft.com/office/drawing/2014/chartex" xmlns:cx1="http://schemas.microsoft.com/office/drawing/2015/9/8/chartex" xmlns:cx2="http://schemas.microsoft.com/office/drawing/2015/10/21/chartex" xmlns:cx3="http://schemas.microsoft.com/office/drawing/2016/5/9/chartex" xmlns:cx4="http://schemas.microsoft.com/office/drawing/2016/5/10/chartex" xmlns:cx5="http://schemas.microsoft.com/office/drawing/2016/5/11/chartex" xmlns:cx6="http://schemas.microsoft.com/office/drawing/2016/5/12/chartex" xmlns:cx7="http://schemas.microsoft.com/office/drawing/2016/5/13/chartex" xmlns:cx8="http://schemas.microsoft.com/office/drawing/2016/5/14/chartex" xmlns:mc="http://schemas.openxmlformats.org/markup-compatibility/2006" xmlns:aink="http://schemas.microsoft.com/office/drawing/2016/ink" xmlns:am3d="http://schemas.microsoft.com/office/drawing/2017/model3d" xmlns:o="urn:schemas-microsoft-com:office:office" xmlns:oel="http://schemas.microsoft.com/office/2019/extlst" xmlns:r="http://schemas.openxmlformats.org/officeDocument/2006/relationships" xmlns:m="http://schemas.openxmlformats.org/officeDocument/2006/math" xmlns:v="urn:schemas-microsoft-com:vml" xmlns:wp14="http://schemas.microsoft.com/office/word/2010/wordprocessingDrawing" xmlns:wp="http://schemas.openxmlformats.org/drawingml/2006/wordprocessingDrawing" xmlns:w10="urn:schemas-microsoft-com:office:word" xmlns:w="http://schemas.openxmlformats.org/wordprocessingml/2006/main" xmlns:w14="http://schemas.microsoft.com/office/word/2010/wordml" xmlns:w15="http://schemas.microsoft.com/office/word/2012/wordml" xmlns:w16cex="http://schemas.microsoft.com/office/word/2018/wordml/cex" xmlns:w16cid="http://schemas.microsoft.com/office/word/2016/wordml/cid" xmlns:w16="http://schemas.microsoft.com/office/word/2018/wordml" xmlns:w16sdtdh="http://schemas.microsoft.com/office/word/2020/wordml/sdtdatahash" xmlns:w16se="http://schemas.microsoft.com/office/word/2015/wordml/symex" xmlns:wpg="http://schemas.microsoft.com/office/word/2010/wordprocessingGroup" xmlns:wpi="http://schemas.microsoft.com/office/word/2010/wordprocessingInk" xmlns:wne="http://schemas.microsoft.com/office/word/2006/wordml" xmlns:wps="http://schemas.microsoft.com/office/word/2010/wordprocessingShape" mc:Ignorable="w14 w15 w16se w16cid w16 w16cex w16sdtdh wp14">
   <w:tbl>
     <w:tblPr>
       <w:tblW w:w="9858" w:type="dxa"/>
@@ -55625,31 +55327,16 @@
             </w:rPr>
             <w:t xml:space="preserve"> of </w:t>
           </w:r>
-          <w:r>
-            <w:fldChar w:fldCharType="begin"/>
-          </w:r>
-          <w:r>
-            <w:instrText xml:space="preserve"> NUMPAGES  \* Arabic  \* MERGEFORMAT </w:instrText>
-          </w:r>
-          <w:r>
-            <w:fldChar w:fldCharType="separate"/>
-          </w:r>
-          <w:r>
-            <w:rPr>
-              <w:b/>
-              <w:bCs/>
-              <w:noProof/>
-            </w:rPr>
-            <w:t>25</w:t>
-          </w:r>
-          <w:r>
-            <w:rPr>
-              <w:b/>
-              <w:bCs/>
-              <w:noProof/>
-            </w:rPr>
-            <w:fldChar w:fldCharType="end"/>
-          </w:r>
+          <w:fldSimple w:instr=" NUMPAGES  \* Arabic  \* MERGEFORMAT ">
+            <w:r>
+              <w:rPr>
+                <w:b/>
+                <w:bCs/>
+                <w:noProof/>
+              </w:rPr>
+              <w:t>25</w:t>
+            </w:r>
+          </w:fldSimple>
         </w:p>
       </w:tc>
     </w:tr>
@@ -56115,8 +55802,8 @@
 </file>
 
 <file path=word/numbering.xml><?xml version="1.0" encoding="utf-8"?>
-<w:numbering xmlns:wpc="http://schemas.microsoft.com/office/word/2010/wordprocessingCanvas" xmlns:mc="http://schemas.openxmlformats.org/markup-compatibility/2006" xmlns:o="urn:schemas-microsoft-com:office:office" xmlns:r="http://schemas.openxmlformats.org/officeDocument/2006/relationships" xmlns:m="http://schemas.openxmlformats.org/officeDocument/2006/math" xmlns:v="urn:schemas-microsoft-com:vml" xmlns:wp14="http://schemas.microsoft.com/office/word/2010/wordprocessingDrawing" xmlns:wp="http://schemas.openxmlformats.org/drawingml/2006/wordprocessingDrawing" xmlns:w10="urn:schemas-microsoft-com:office:word" xmlns:w="http://schemas.openxmlformats.org/wordprocessingml/2006/main" xmlns:w14="http://schemas.microsoft.com/office/word/2010/wordml" xmlns:w15="http://schemas.microsoft.com/office/word/2012/wordml" xmlns:wpg="http://schemas.microsoft.com/office/word/2010/wordprocessingGroup" xmlns:wpi="http://schemas.microsoft.com/office/word/2010/wordprocessingInk" xmlns:wne="http://schemas.microsoft.com/office/word/2006/wordml" xmlns:wps="http://schemas.microsoft.com/office/word/2010/wordprocessingShape" mc:Ignorable="w14 w15 wp14">
-  <w:abstractNum w:abstractNumId="0">
+<w:numbering xmlns:wpc="http://schemas.microsoft.com/office/word/2010/wordprocessingCanvas" xmlns:cx="http://schemas.microsoft.com/office/drawing/2014/chartex" xmlns:cx1="http://schemas.microsoft.com/office/drawing/2015/9/8/chartex" xmlns:cx2="http://schemas.microsoft.com/office/drawing/2015/10/21/chartex" xmlns:cx3="http://schemas.microsoft.com/office/drawing/2016/5/9/chartex" xmlns:cx4="http://schemas.microsoft.com/office/drawing/2016/5/10/chartex" xmlns:cx5="http://schemas.microsoft.com/office/drawing/2016/5/11/chartex" xmlns:cx6="http://schemas.microsoft.com/office/drawing/2016/5/12/chartex" xmlns:cx7="http://schemas.microsoft.com/office/drawing/2016/5/13/chartex" xmlns:cx8="http://schemas.microsoft.com/office/drawing/2016/5/14/chartex" xmlns:mc="http://schemas.openxmlformats.org/markup-compatibility/2006" xmlns:aink="http://schemas.microsoft.com/office/drawing/2016/ink" xmlns:am3d="http://schemas.microsoft.com/office/drawing/2017/model3d" xmlns:o="urn:schemas-microsoft-com:office:office" xmlns:oel="http://schemas.microsoft.com/office/2019/extlst" xmlns:r="http://schemas.openxmlformats.org/officeDocument/2006/relationships" xmlns:m="http://schemas.openxmlformats.org/officeDocument/2006/math" xmlns:v="urn:schemas-microsoft-com:vml" xmlns:wp14="http://schemas.microsoft.com/office/word/2010/wordprocessingDrawing" xmlns:wp="http://schemas.openxmlformats.org/drawingml/2006/wordprocessingDrawing" xmlns:w10="urn:schemas-microsoft-com:office:word" xmlns:w="http://schemas.openxmlformats.org/wordprocessingml/2006/main" xmlns:w14="http://schemas.microsoft.com/office/word/2010/wordml" xmlns:w15="http://schemas.microsoft.com/office/word/2012/wordml" xmlns:w16cex="http://schemas.microsoft.com/office/word/2018/wordml/cex" xmlns:w16cid="http://schemas.microsoft.com/office/word/2016/wordml/cid" xmlns:w16="http://schemas.microsoft.com/office/word/2018/wordml" xmlns:w16sdtdh="http://schemas.microsoft.com/office/word/2020/wordml/sdtdatahash" xmlns:w16se="http://schemas.microsoft.com/office/word/2015/wordml/symex" xmlns:wpg="http://schemas.microsoft.com/office/word/2010/wordprocessingGroup" xmlns:wpi="http://schemas.microsoft.com/office/word/2010/wordprocessingInk" xmlns:wne="http://schemas.microsoft.com/office/word/2006/wordml" xmlns:wps="http://schemas.microsoft.com/office/word/2010/wordprocessingShape" mc:Ignorable="w14 w15 w16se w16cid w16 w16cex w16sdtdh wp14">
+  <w:abstractNum w:abstractNumId="0" w15:restartNumberingAfterBreak="0">
     <w:nsid w:val="03272006"/>
     <w:multiLevelType w:val="hybridMultilevel"/>
     <w:tmpl w:val="D2127554"/>
@@ -56232,7 +55919,7 @@
       </w:pPr>
     </w:lvl>
   </w:abstractNum>
-  <w:abstractNum w:abstractNumId="1">
+  <w:abstractNum w:abstractNumId="1" w15:restartNumberingAfterBreak="0">
     <w:nsid w:val="040437A9"/>
     <w:multiLevelType w:val="hybridMultilevel"/>
     <w:tmpl w:val="27B00B56"/>
@@ -56372,7 +56059,7 @@
       </w:rPr>
     </w:lvl>
   </w:abstractNum>
-  <w:abstractNum w:abstractNumId="2">
+  <w:abstractNum w:abstractNumId="2" w15:restartNumberingAfterBreak="0">
     <w:nsid w:val="0981404A"/>
     <w:multiLevelType w:val="hybridMultilevel"/>
     <w:tmpl w:val="5B205310"/>
@@ -56463,7 +56150,7 @@
       </w:pPr>
     </w:lvl>
   </w:abstractNum>
-  <w:abstractNum w:abstractNumId="3">
+  <w:abstractNum w:abstractNumId="3" w15:restartNumberingAfterBreak="0">
     <w:nsid w:val="1BD27BD0"/>
     <w:multiLevelType w:val="multilevel"/>
     <w:tmpl w:val="1BD27BD0"/>
@@ -56552,7 +56239,7 @@
       </w:pPr>
     </w:lvl>
   </w:abstractNum>
-  <w:abstractNum w:abstractNumId="4">
+  <w:abstractNum w:abstractNumId="4" w15:restartNumberingAfterBreak="0">
     <w:nsid w:val="1E15470E"/>
     <w:multiLevelType w:val="hybridMultilevel"/>
     <w:tmpl w:val="AA24DB88"/>
@@ -56665,7 +56352,7 @@
       </w:pPr>
     </w:lvl>
   </w:abstractNum>
-  <w:abstractNum w:abstractNumId="5">
+  <w:abstractNum w:abstractNumId="5" w15:restartNumberingAfterBreak="0">
     <w:nsid w:val="20C267ED"/>
     <w:multiLevelType w:val="hybridMultilevel"/>
     <w:tmpl w:val="5B205310"/>
@@ -56756,7 +56443,7 @@
       </w:pPr>
     </w:lvl>
   </w:abstractNum>
-  <w:abstractNum w:abstractNumId="6">
+  <w:abstractNum w:abstractNumId="6" w15:restartNumberingAfterBreak="0">
     <w:nsid w:val="46D22A98"/>
     <w:multiLevelType w:val="multilevel"/>
     <w:tmpl w:val="46D22A98"/>
@@ -56869,7 +56556,7 @@
       </w:rPr>
     </w:lvl>
   </w:abstractNum>
-  <w:abstractNum w:abstractNumId="7">
+  <w:abstractNum w:abstractNumId="7" w15:restartNumberingAfterBreak="0">
     <w:nsid w:val="46EB6AC1"/>
     <w:multiLevelType w:val="multilevel"/>
     <w:tmpl w:val="46EB6AC1"/>
@@ -56982,7 +56669,7 @@
       </w:rPr>
     </w:lvl>
   </w:abstractNum>
-  <w:abstractNum w:abstractNumId="8">
+  <w:abstractNum w:abstractNumId="8" w15:restartNumberingAfterBreak="0">
     <w:nsid w:val="47903114"/>
     <w:multiLevelType w:val="multilevel"/>
     <w:tmpl w:val="23FAA16A"/>
@@ -57122,7 +56809,7 @@
       </w:rPr>
     </w:lvl>
   </w:abstractNum>
-  <w:abstractNum w:abstractNumId="9">
+  <w:abstractNum w:abstractNumId="9" w15:restartNumberingAfterBreak="0">
     <w:nsid w:val="58DC2D47"/>
     <w:multiLevelType w:val="multilevel"/>
     <w:tmpl w:val="58DC2D47"/>
@@ -57211,7 +56898,7 @@
       </w:pPr>
     </w:lvl>
   </w:abstractNum>
-  <w:abstractNum w:abstractNumId="10">
+  <w:abstractNum w:abstractNumId="10" w15:restartNumberingAfterBreak="0">
     <w:nsid w:val="60241F87"/>
     <w:multiLevelType w:val="multilevel"/>
     <w:tmpl w:val="60241F87"/>
@@ -57300,7 +56987,7 @@
       </w:pPr>
     </w:lvl>
   </w:abstractNum>
-  <w:abstractNum w:abstractNumId="11">
+  <w:abstractNum w:abstractNumId="11" w15:restartNumberingAfterBreak="0">
     <w:nsid w:val="6ECA0BCE"/>
     <w:multiLevelType w:val="multilevel"/>
     <w:tmpl w:val="6ECA0BCE"/>
@@ -57413,7 +57100,7 @@
       </w:rPr>
     </w:lvl>
   </w:abstractNum>
-  <w:abstractNum w:abstractNumId="12">
+  <w:abstractNum w:abstractNumId="12" w15:restartNumberingAfterBreak="0">
     <w:nsid w:val="6F317174"/>
     <w:multiLevelType w:val="hybridMultilevel"/>
     <w:tmpl w:val="D58AB4D0"/>
@@ -57529,7 +57216,7 @@
       </w:pPr>
     </w:lvl>
   </w:abstractNum>
-  <w:abstractNum w:abstractNumId="13">
+  <w:abstractNum w:abstractNumId="13" w15:restartNumberingAfterBreak="0">
     <w:nsid w:val="7B136C53"/>
     <w:multiLevelType w:val="hybridMultilevel"/>
     <w:tmpl w:val="D58AB4D0"/>
@@ -57645,7 +57332,7 @@
       </w:pPr>
     </w:lvl>
   </w:abstractNum>
-  <w:num w:numId="1">
+  <w:num w:numId="1" w16cid:durableId="2049449193">
     <w:abstractNumId w:val="1"/>
     <w:lvlOverride w:ilvl="0"/>
     <w:lvlOverride w:ilvl="1">
@@ -57673,53 +57360,53 @@
       <w:startOverride w:val="1"/>
     </w:lvlOverride>
   </w:num>
-  <w:num w:numId="2">
+  <w:num w:numId="2" w16cid:durableId="457459662">
     <w:abstractNumId w:val="8"/>
   </w:num>
-  <w:num w:numId="3">
+  <w:num w:numId="3" w16cid:durableId="998461206">
     <w:abstractNumId w:val="3"/>
   </w:num>
-  <w:num w:numId="4">
+  <w:num w:numId="4" w16cid:durableId="1138451576">
     <w:abstractNumId w:val="9"/>
   </w:num>
-  <w:num w:numId="5">
+  <w:num w:numId="5" w16cid:durableId="685399244">
     <w:abstractNumId w:val="11"/>
   </w:num>
-  <w:num w:numId="6">
+  <w:num w:numId="6" w16cid:durableId="735318611">
     <w:abstractNumId w:val="7"/>
   </w:num>
-  <w:num w:numId="7">
+  <w:num w:numId="7" w16cid:durableId="1623341322">
     <w:abstractNumId w:val="6"/>
   </w:num>
-  <w:num w:numId="8">
+  <w:num w:numId="8" w16cid:durableId="1902473951">
     <w:abstractNumId w:val="10"/>
   </w:num>
-  <w:num w:numId="9">
+  <w:num w:numId="9" w16cid:durableId="576984782">
     <w:abstractNumId w:val="1"/>
   </w:num>
-  <w:num w:numId="10">
+  <w:num w:numId="10" w16cid:durableId="1425758096">
     <w:abstractNumId w:val="13"/>
   </w:num>
-  <w:num w:numId="11">
+  <w:num w:numId="11" w16cid:durableId="1975405366">
     <w:abstractNumId w:val="4"/>
   </w:num>
-  <w:num w:numId="12">
+  <w:num w:numId="12" w16cid:durableId="810632839">
     <w:abstractNumId w:val="0"/>
   </w:num>
-  <w:num w:numId="13">
+  <w:num w:numId="13" w16cid:durableId="945385044">
     <w:abstractNumId w:val="2"/>
   </w:num>
-  <w:num w:numId="14">
+  <w:num w:numId="14" w16cid:durableId="1975284795">
     <w:abstractNumId w:val="12"/>
   </w:num>
-  <w:num w:numId="15">
+  <w:num w:numId="15" w16cid:durableId="136075726">
     <w:abstractNumId w:val="5"/>
   </w:num>
 </w:numbering>
 </file>
 
 <file path=word/styles.xml><?xml version="1.0" encoding="utf-8"?>
-<w:styles xmlns:mc="http://schemas.openxmlformats.org/markup-compatibility/2006" xmlns:r="http://schemas.openxmlformats.org/officeDocument/2006/relationships" xmlns:w="http://schemas.openxmlformats.org/wordprocessingml/2006/main" xmlns:w14="http://schemas.microsoft.com/office/word/2010/wordml" xmlns:w15="http://schemas.microsoft.com/office/word/2012/wordml" mc:Ignorable="w14 w15">
+<w:styles xmlns:mc="http://schemas.openxmlformats.org/markup-compatibility/2006" xmlns:r="http://schemas.openxmlformats.org/officeDocument/2006/relationships" xmlns:w="http://schemas.openxmlformats.org/wordprocessingml/2006/main" xmlns:w14="http://schemas.microsoft.com/office/word/2010/wordml" xmlns:w15="http://schemas.microsoft.com/office/word/2012/wordml" xmlns:w16cex="http://schemas.microsoft.com/office/word/2018/wordml/cex" xmlns:w16cid="http://schemas.microsoft.com/office/word/2016/wordml/cid" xmlns:w16="http://schemas.microsoft.com/office/word/2018/wordml" xmlns:w16sdtdh="http://schemas.microsoft.com/office/word/2020/wordml/sdtdatahash" xmlns:w16se="http://schemas.microsoft.com/office/word/2015/wordml/symex" mc:Ignorable="w14 w15 w16se w16cid w16 w16cex w16sdtdh">
   <w:docDefaults>
     <w:rPrDefault>
       <w:rPr>
@@ -57735,7 +57422,7 @@
       </w:pPr>
     </w:pPrDefault>
   </w:docDefaults>
-  <w:latentStyles w:defLockedState="0" w:defUIPriority="99" w:defSemiHidden="0" w:defUnhideWhenUsed="0" w:defQFormat="0" w:count="371">
+  <w:latentStyles w:defLockedState="0" w:defUIPriority="99" w:defSemiHidden="0" w:defUnhideWhenUsed="0" w:defQFormat="0" w:count="376">
     <w:lsdException w:name="Normal" w:uiPriority="0" w:qFormat="1"/>
     <w:lsdException w:name="heading 1" w:uiPriority="9" w:qFormat="1"/>
     <w:lsdException w:name="heading 2" w:semiHidden="1" w:uiPriority="0" w:unhideWhenUsed="1" w:qFormat="1"/>
@@ -58107,6 +57794,11 @@
     <w:lsdException w:name="List Table 5 Dark Accent 6" w:uiPriority="50"/>
     <w:lsdException w:name="List Table 6 Colorful Accent 6" w:uiPriority="51"/>
     <w:lsdException w:name="List Table 7 Colorful Accent 6" w:uiPriority="52"/>
+    <w:lsdException w:name="Mention" w:semiHidden="1" w:unhideWhenUsed="1"/>
+    <w:lsdException w:name="Smart Hyperlink" w:semiHidden="1" w:unhideWhenUsed="1"/>
+    <w:lsdException w:name="Hashtag" w:semiHidden="1" w:unhideWhenUsed="1"/>
+    <w:lsdException w:name="Unresolved Mention" w:semiHidden="1" w:unhideWhenUsed="1"/>
+    <w:lsdException w:name="Smart Link" w:semiHidden="1" w:unhideWhenUsed="1"/>
   </w:latentStyles>
   <w:style w:type="paragraph" w:default="1" w:styleId="Normal">
     <w:name w:val="Normal"/>
@@ -58321,7 +58013,6 @@
       <w:lang w:val="en-GB"/>
     </w:rPr>
     <w:tblPr>
-      <w:tblInd w:w="0" w:type="dxa"/>
       <w:tblBorders>
         <w:top w:val="single" w:sz="4" w:space="0" w:color="000000" w:themeColor="text1"/>
         <w:left w:val="single" w:sz="4" w:space="0" w:color="000000" w:themeColor="text1"/>
@@ -58330,12 +58021,6 @@
         <w:insideH w:val="single" w:sz="4" w:space="0" w:color="000000" w:themeColor="text1"/>
         <w:insideV w:val="single" w:sz="4" w:space="0" w:color="000000" w:themeColor="text1"/>
       </w:tblBorders>
-      <w:tblCellMar>
-        <w:top w:w="0" w:type="dxa"/>
-        <w:left w:w="108" w:type="dxa"/>
-        <w:bottom w:w="0" w:type="dxa"/>
-        <w:right w:w="108" w:type="dxa"/>
-      </w:tblCellMar>
     </w:tblPr>
   </w:style>
   <w:style w:type="paragraph" w:styleId="MessageHeader">
@@ -58529,7 +58214,6 @@
       <w:szCs w:val="20"/>
     </w:rPr>
     <w:tblPr>
-      <w:tblInd w:w="0" w:type="dxa"/>
       <w:tblBorders>
         <w:top w:val="single" w:sz="4" w:space="0" w:color="000000" w:themeColor="text1"/>
         <w:left w:val="single" w:sz="4" w:space="0" w:color="000000" w:themeColor="text1"/>
@@ -58538,12 +58222,6 @@
         <w:insideH w:val="single" w:sz="4" w:space="0" w:color="000000" w:themeColor="text1"/>
         <w:insideV w:val="single" w:sz="4" w:space="0" w:color="000000" w:themeColor="text1"/>
       </w:tblBorders>
-      <w:tblCellMar>
-        <w:top w:w="0" w:type="dxa"/>
-        <w:left w:w="108" w:type="dxa"/>
-        <w:bottom w:w="0" w:type="dxa"/>
-        <w:right w:w="108" w:type="dxa"/>
-      </w:tblCellMar>
     </w:tblPr>
   </w:style>
   <w:style w:type="character" w:customStyle="1" w:styleId="Heading3Char">
